--- a/pr-preview/pr-113/inference-handout.docx
+++ b/pr-preview/pr-113/inference-handout.docx
@@ -15,7 +15,7 @@
         <w:pStyle w:val="Date"/>
       </w:pPr>
       <w:r>
-        <w:t xml:space="preserve">Last modified: 2026-10-12 17:07:11 (PDT)</w:t>
+        <w:t xml:space="preserve">Last modified: 2026-10-12 19:39:01 (PDT)</w:t>
       </w:r>
     </w:p>
     <w:bookmarkStart w:id="12" w:name="inference"/>

--- a/pr-preview/pr-113/inference-handout.docx
+++ b/pr-preview/pr-113/inference-handout.docx
@@ -15,7 +15,7 @@
         <w:pStyle w:val="Date"/>
       </w:pPr>
       <w:r>
-        <w:t xml:space="preserve">Last modified: 2026-10-12 19:39:01 (PDT)</w:t>
+        <w:t xml:space="preserve">Last modified: 2026-10-12 20:14:10 (PDT)</w:t>
       </w:r>
     </w:p>
     <w:bookmarkStart w:id="12" w:name="inference"/>

--- a/pr-preview/pr-113/inference-handout.docx
+++ b/pr-preview/pr-113/inference-handout.docx
@@ -15,7 +15,7 @@
         <w:pStyle w:val="Date"/>
       </w:pPr>
       <w:r>
-        <w:t xml:space="preserve">Last modified: 2026-10-12 20:14:10 (PDT)</w:t>
+        <w:t xml:space="preserve">Last modified: 2026-10-12 20:27:20 (PDT)</w:t>
       </w:r>
     </w:p>
     <w:bookmarkStart w:id="12" w:name="inference"/>

--- a/pr-preview/pr-113/inference-handout.docx
+++ b/pr-preview/pr-113/inference-handout.docx
@@ -15,7 +15,7 @@
         <w:pStyle w:val="Date"/>
       </w:pPr>
       <w:r>
-        <w:t xml:space="preserve">Last modified: 2026-10-12 20:27:20 (PDT)</w:t>
+        <w:t xml:space="preserve">Last modified: 2026-10-12 20:39:35 (PDT)</w:t>
       </w:r>
     </w:p>
     <w:bookmarkStart w:id="12" w:name="inference"/>
@@ -236,7 +236,7 @@
       </w:r>
     </w:p>
     <w:bookmarkEnd w:id="12"/>
-    <w:bookmarkStart w:id="27" w:name="sec-hypothesis-tests"/>
+    <w:bookmarkStart w:id="28" w:name="sec-hypothesis-tests"/>
     <w:p>
       <w:pPr>
         <w:pStyle w:val="Heading2"/>
@@ -807,7 +807,7 @@
     </w:p>
     <w:bookmarkEnd w:id="16"/>
     <w:bookmarkEnd w:id="17"/>
-    <w:bookmarkStart w:id="26" w:name="p-values"/>
+    <w:bookmarkStart w:id="27" w:name="p-values"/>
     <w:p>
       <w:pPr>
         <w:pStyle w:val="Heading3"/>
@@ -2853,9 +2853,49 @@
       </w:r>
     </w:p>
     <w:bookmarkEnd w:id="25"/>
-    <w:bookmarkEnd w:id="26"/>
+    <w:p>
+      <w:pPr>
+        <w:pStyle w:val="BodyText"/>
+      </w:pPr>
+      <w:r>
+        <w:t xml:space="preserve">5MinuteAI explains</w:t>
+      </w:r>
+      <w:r>
+        <w:t xml:space="preserve"> </w:t>
+      </w:r>
+      <w:hyperlink r:id="rId26">
+        <w:r>
+          <w:rPr>
+            <w:rStyle w:val="Hyperlink"/>
+          </w:rPr>
+          <w:t xml:space="preserve">hypothesis testing</w:t>
+        </w:r>
+      </w:hyperlink>
+      <w:r>
+        <w:t xml:space="preserve"> </w:t>
+      </w:r>
+      <w:r>
+        <w:t xml:space="preserve">in five minutes,</w:t>
+      </w:r>
+      <w:r>
+        <w:t xml:space="preserve"> </w:t>
+      </w:r>
+      <w:r>
+        <w:t xml:space="preserve">following the University of Washington’s CSE 312</w:t>
+      </w:r>
+      <w:r>
+        <w:t xml:space="preserve"> </w:t>
+      </w:r>
+      <w:r>
+        <w:t xml:space="preserve">(5MinuteAI, n.d.)</w:t>
+      </w:r>
+      <w:r>
+        <w:t xml:space="preserve">.</w:t>
+      </w:r>
+    </w:p>
     <w:bookmarkEnd w:id="27"/>
-    <w:bookmarkStart w:id="35" w:name="sec-reference-distributions"/>
+    <w:bookmarkEnd w:id="28"/>
+    <w:bookmarkStart w:id="36" w:name="sec-reference-distributions"/>
     <w:p>
       <w:pPr>
         <w:pStyle w:val="Heading2"/>
@@ -2904,7 +2944,7 @@
       <w:r>
         <w:t xml:space="preserve"> </w:t>
       </w:r>
-      <w:hyperlink r:id="rId28">
+      <w:hyperlink r:id="rId29">
         <w:r>
           <w:rPr>
             <w:rStyle w:val="Hyperlink"/>
@@ -2916,7 +2956,7 @@
         <w:t xml:space="preserve">.</w:t>
       </w:r>
     </w:p>
-    <w:bookmarkStart w:id="29" w:name="def-chi-square-dist"/>
+    <w:bookmarkStart w:id="30" w:name="def-chi-square-dist"/>
     <w:p>
       <w:pPr>
         <w:pStyle w:val="BodyText"/>
@@ -3127,8 +3167,8 @@
         <w:t xml:space="preserve">.</w:t>
       </w:r>
     </w:p>
-    <w:bookmarkEnd w:id="29"/>
-    <w:bookmarkStart w:id="30" w:name="exm-chi-square-dist"/>
+    <w:bookmarkEnd w:id="30"/>
+    <w:bookmarkStart w:id="31" w:name="exm-chi-square-dist"/>
     <w:p>
       <w:pPr>
         <w:pStyle w:val="BodyText"/>
@@ -3559,8 +3599,8 @@
         <w:t xml:space="preserve">#&gt;          3.84146          3.84146</w:t>
       </w:r>
     </w:p>
-    <w:bookmarkEnd w:id="30"/>
-    <w:bookmarkStart w:id="31" w:name="def-t-dist"/>
+    <w:bookmarkEnd w:id="31"/>
+    <w:bookmarkStart w:id="32" w:name="def-t-dist"/>
     <w:p>
       <w:pPr>
         <w:pStyle w:val="FirstParagraph"/>
@@ -3806,8 +3846,8 @@
         <w:t xml:space="preserve">.</w:t>
       </w:r>
     </w:p>
-    <w:bookmarkEnd w:id="31"/>
-    <w:bookmarkStart w:id="32" w:name="exm-t-dist"/>
+    <w:bookmarkEnd w:id="32"/>
+    <w:bookmarkStart w:id="33" w:name="exm-t-dist"/>
     <w:p>
       <w:pPr>
         <w:pStyle w:val="BodyText"/>
@@ -4143,8 +4183,8 @@
         <w:t xml:space="preserve">only in small samples.</w:t>
       </w:r>
     </w:p>
-    <w:bookmarkEnd w:id="32"/>
-    <w:bookmarkStart w:id="33" w:name="def-f-dist"/>
+    <w:bookmarkEnd w:id="33"/>
+    <w:bookmarkStart w:id="34" w:name="def-f-dist"/>
     <w:p>
       <w:pPr>
         <w:pStyle w:val="BodyText"/>
@@ -4518,8 +4558,8 @@
         <w:t xml:space="preserve">.</w:t>
       </w:r>
     </w:p>
-    <w:bookmarkEnd w:id="33"/>
-    <w:bookmarkStart w:id="34" w:name="exm-f-dist"/>
+    <w:bookmarkEnd w:id="34"/>
+    <w:bookmarkStart w:id="35" w:name="exm-f-dist"/>
     <w:p>
       <w:pPr>
         <w:pStyle w:val="BodyText"/>
@@ -5099,9 +5139,9 @@
         <w:t xml:space="preserve">#&gt;   5.11736   5.11736</w:t>
       </w:r>
     </w:p>
-    <w:bookmarkEnd w:id="34"/>
     <w:bookmarkEnd w:id="35"/>
-    <w:bookmarkStart w:id="43" w:name="sec-CI"/>
+    <w:bookmarkEnd w:id="36"/>
+    <w:bookmarkStart w:id="45" w:name="sec-CI"/>
     <w:p>
       <w:pPr>
         <w:pStyle w:val="Heading2"/>
@@ -5110,7 +5150,7 @@
         <w:t xml:space="preserve">4 Confidence intervals</w:t>
       </w:r>
     </w:p>
-    <w:bookmarkStart w:id="36" w:name="def-confidence-interval"/>
+    <w:bookmarkStart w:id="37" w:name="def-confidence-interval"/>
     <w:p>
       <w:pPr>
         <w:pStyle w:val="FirstParagraph"/>
@@ -5336,8 +5376,8 @@
         <w:t xml:space="preserve">held fixed.</w:t>
       </w:r>
     </w:p>
-    <w:bookmarkEnd w:id="36"/>
-    <w:bookmarkStart w:id="37" w:name="def-coverage-probability"/>
+    <w:bookmarkEnd w:id="37"/>
+    <w:bookmarkStart w:id="38" w:name="def-coverage-probability"/>
     <w:p>
       <w:pPr>
         <w:pStyle w:val="BodyText"/>
@@ -5569,8 +5609,8 @@
         <w:t xml:space="preserve">.</w:t>
       </w:r>
     </w:p>
-    <w:bookmarkEnd w:id="37"/>
-    <w:bookmarkStart w:id="38" w:name="def-approximate-ci"/>
+    <w:bookmarkEnd w:id="38"/>
+    <w:bookmarkStart w:id="39" w:name="def-approximate-ci"/>
     <w:p>
       <w:pPr>
         <w:pStyle w:val="BodyText"/>
@@ -5692,8 +5732,8 @@
         <w:t xml:space="preserve">for example only in large samples.</w:t>
       </w:r>
     </w:p>
-    <w:bookmarkEnd w:id="38"/>
-    <w:bookmarkStart w:id="40" w:name="exm-confidence-interval-wcgs"/>
+    <w:bookmarkEnd w:id="39"/>
+    <w:bookmarkStart w:id="41" w:name="exm-confidence-interval-wcgs"/>
     <w:p>
       <w:pPr>
         <w:pStyle w:val="BodyText"/>
@@ -5781,7 +5821,7 @@
       <w:r>
         <w:t xml:space="preserve"> </w:t>
       </w:r>
-      <w:hyperlink r:id="rId39">
+      <w:hyperlink r:id="rId40">
         <w:r>
           <w:rPr>
             <w:rStyle w:val="Hyperlink"/>
@@ -6288,8 +6328,8 @@
         <w:t xml:space="preserve">#&gt; 224.854 227.891</w:t>
       </w:r>
     </w:p>
-    <w:bookmarkEnd w:id="40"/>
-    <w:bookmarkStart w:id="41" w:name="def-margin-error"/>
+    <w:bookmarkEnd w:id="41"/>
+    <w:bookmarkStart w:id="42" w:name="def-margin-error"/>
     <w:p>
       <w:pPr>
         <w:pStyle w:val="FirstParagraph"/>
@@ -6354,8 +6394,8 @@
         <w:t xml:space="preserve">is half the interval’s width.</w:t>
       </w:r>
     </w:p>
-    <w:bookmarkEnd w:id="41"/>
-    <w:bookmarkStart w:id="42" w:name="exm-margin-error"/>
+    <w:bookmarkEnd w:id="42"/>
+    <w:bookmarkStart w:id="43" w:name="exm-margin-error"/>
     <w:p>
       <w:pPr>
         <w:pStyle w:val="BodyText"/>
@@ -6449,9 +6489,49 @@
         <w:t xml:space="preserve">1.52 mg/dL.</w:t>
       </w:r>
     </w:p>
-    <w:bookmarkEnd w:id="42"/>
     <w:bookmarkEnd w:id="43"/>
-    <w:bookmarkStart w:id="46" w:name="further-reading-on-confidence-intervals"/>
+    <w:p>
+      <w:pPr>
+        <w:pStyle w:val="BodyText"/>
+      </w:pPr>
+      <w:r>
+        <w:t xml:space="preserve">5MinuteAI explains</w:t>
+      </w:r>
+      <w:r>
+        <w:t xml:space="preserve"> </w:t>
+      </w:r>
+      <w:hyperlink r:id="rId44">
+        <w:r>
+          <w:rPr>
+            <w:rStyle w:val="Hyperlink"/>
+          </w:rPr>
+          <w:t xml:space="preserve">confidence intervals</w:t>
+        </w:r>
+      </w:hyperlink>
+      <w:r>
+        <w:t xml:space="preserve"> </w:t>
+      </w:r>
+      <w:r>
+        <w:t xml:space="preserve">in five minutes,</w:t>
+      </w:r>
+      <w:r>
+        <w:t xml:space="preserve"> </w:t>
+      </w:r>
+      <w:r>
+        <w:t xml:space="preserve">following the University of Washington’s CSE 312</w:t>
+      </w:r>
+      <w:r>
+        <w:t xml:space="preserve"> </w:t>
+      </w:r>
+      <w:r>
+        <w:t xml:space="preserve">(5MinuteAI, n.d.)</w:t>
+      </w:r>
+      <w:r>
+        <w:t xml:space="preserve">.</w:t>
+      </w:r>
+    </w:p>
+    <w:bookmarkEnd w:id="45"/>
+    <w:bookmarkStart w:id="48" w:name="further-reading-on-confidence-intervals"/>
     <w:p>
       <w:pPr>
         <w:pStyle w:val="Heading2"/>
@@ -6476,7 +6556,7 @@
           <w:numId w:val="1003"/>
         </w:numPr>
       </w:pPr>
-      <w:hyperlink r:id="rId44">
+      <w:hyperlink r:id="rId46">
         <w:r>
           <w:rPr>
             <w:rStyle w:val="Hyperlink"/>
@@ -6498,7 +6578,7 @@
           <w:numId w:val="1003"/>
         </w:numPr>
       </w:pPr>
-      <w:hyperlink r:id="rId45">
+      <w:hyperlink r:id="rId47">
         <w:r>
           <w:rPr>
             <w:rStyle w:val="Hyperlink"/>
@@ -6507,8 +6587,8 @@
         </w:r>
       </w:hyperlink>
     </w:p>
-    <w:bookmarkEnd w:id="46"/>
-    <w:bookmarkStart w:id="51" w:name="interpretation-of-negative-findings"/>
+    <w:bookmarkEnd w:id="48"/>
+    <w:bookmarkStart w:id="53" w:name="interpretation-of-negative-findings"/>
     <w:p>
       <w:pPr>
         <w:pStyle w:val="Heading2"/>
@@ -6801,7 +6881,7 @@
       <w:tr>
         <w:tc>
           <w:tcPr/>
-          <w:bookmarkStart w:id="50" w:name="fig-CI-interp"/>
+          <w:bookmarkStart w:id="52" w:name="fig-CI-interp"/>
           <w:p>
             <w:pPr>
               <w:pStyle w:val="SourceCode"/>
@@ -7732,18 +7812,18 @@
                 <wp:inline>
                   <wp:extent cx="5334000" cy="3000375"/>
                   <wp:effectExtent b="0" l="0" r="0" t="0"/>
-                  <wp:docPr descr="" title="" id="48" name="Picture"/>
+                  <wp:docPr descr="" title="" id="50" name="Picture"/>
                   <a:graphic>
                     <a:graphicData uri="http://schemas.openxmlformats.org/drawingml/2006/picture">
                       <pic:pic>
                         <pic:nvPicPr>
-                          <pic:cNvPr descr="inference_files/figure-docx/unnamed-chunk-6-1.png" id="49" name="Picture"/>
+                          <pic:cNvPr descr="inference_files/figure-docx/unnamed-chunk-6-1.png" id="51" name="Picture"/>
                           <pic:cNvPicPr>
                             <a:picLocks noChangeArrowheads="1" noChangeAspect="1"/>
                           </pic:cNvPicPr>
                         </pic:nvPicPr>
                         <pic:blipFill>
-                          <a:blip r:embed="rId47"/>
+                          <a:blip r:embed="rId49"/>
                           <a:stretch>
                             <a:fillRect/>
                           </a:stretch>
@@ -7801,7 +7881,7 @@
               <w:t xml:space="preserve">Adapted from a whiteboard sketch made in office hours.</w:t>
             </w:r>
           </w:p>
-          <w:bookmarkEnd w:id="50"/>
+          <w:bookmarkEnd w:id="52"/>
         </w:tc>
       </w:tr>
     </w:tbl>
@@ -7822,8 +7902,8 @@
         <w:t xml:space="preserve">.</w:t>
       </w:r>
     </w:p>
-    <w:bookmarkEnd w:id="51"/>
-    <w:bookmarkStart w:id="57" w:name="references"/>
+    <w:bookmarkEnd w:id="53"/>
+    <w:bookmarkStart w:id="61" w:name="references"/>
     <w:p>
       <w:pPr>
         <w:pStyle w:val="Heading2"/>
@@ -7832,14 +7912,14 @@
         <w:t xml:space="preserve">References</w:t>
       </w:r>
     </w:p>
-    <w:bookmarkStart w:id="56" w:name="refs"/>
-    <w:bookmarkStart w:id="53" w:name="ref-vittinghoff2e"/>
+    <w:bookmarkStart w:id="60" w:name="refs"/>
+    <w:bookmarkStart w:id="55" w:name="ref-fiveminuteai_probstat"/>
     <w:p>
       <w:pPr>
         <w:pStyle w:val="Bibliography"/>
       </w:pPr>
       <w:r>
-        <w:t xml:space="preserve">Vittinghoff, Eric, David V Glidden, Stephen C Shiboski, and Charles E McCulloch. 2012.</w:t>
+        <w:t xml:space="preserve">5MinuteAI. n.d.</w:t>
       </w:r>
       <w:r>
         <w:t xml:space="preserve"> </w:t>
@@ -7849,6 +7929,43 @@
           <w:i/>
           <w:iCs/>
         </w:rPr>
+        <w:t xml:space="preserve">Probability &amp; Statistics</w:t>
+      </w:r>
+      <w:r>
+        <w:t xml:space="preserve">. Video playlist on YouTube. Accessed October 12, 2026.</w:t>
+      </w:r>
+      <w:r>
+        <w:t xml:space="preserve"> </w:t>
+      </w:r>
+      <w:hyperlink r:id="rId54">
+        <w:r>
+          <w:rPr>
+            <w:rStyle w:val="Hyperlink"/>
+          </w:rPr>
+          <w:t xml:space="preserve">https://www.youtube.com/playlist?list=PLeB45KifGiuHesi4PALNZSYZFhViVGQJK</w:t>
+        </w:r>
+      </w:hyperlink>
+      <w:r>
+        <w:t xml:space="preserve">.</w:t>
+      </w:r>
+    </w:p>
+    <w:bookmarkEnd w:id="55"/>
+    <w:bookmarkStart w:id="57" w:name="ref-vittinghoff2e"/>
+    <w:p>
+      <w:pPr>
+        <w:pStyle w:val="Bibliography"/>
+      </w:pPr>
+      <w:r>
+        <w:t xml:space="preserve">Vittinghoff, Eric, David V Glidden, Stephen C Shiboski, and Charles E McCulloch. 2012.</w:t>
+      </w:r>
+      <w:r>
+        <w:t xml:space="preserve"> </w:t>
+      </w:r>
+      <w:r>
+        <w:rPr>
+          <w:i/>
+          <w:iCs/>
+        </w:rPr>
         <w:t xml:space="preserve">Regression Methods in Biostatistics: Linear, Logistic, Survival, and Repeated Measures Models</w:t>
       </w:r>
       <w:r>
@@ -7857,7 +7974,7 @@
       <w:r>
         <w:t xml:space="preserve"> </w:t>
       </w:r>
-      <w:hyperlink r:id="rId52">
+      <w:hyperlink r:id="rId56">
         <w:r>
           <w:rPr>
             <w:rStyle w:val="Hyperlink"/>
@@ -7869,8 +7986,8 @@
         <w:t xml:space="preserve">.</w:t>
       </w:r>
     </w:p>
-    <w:bookmarkEnd w:id="53"/>
-    <w:bookmarkStart w:id="55" w:name="ref-wp:statinference"/>
+    <w:bookmarkEnd w:id="57"/>
+    <w:bookmarkStart w:id="59" w:name="ref-wp:statinference"/>
     <w:p>
       <w:pPr>
         <w:pStyle w:val="Bibliography"/>
@@ -7929,7 +8046,7 @@
       <w:r>
         <w:t xml:space="preserve"> </w:t>
       </w:r>
-      <w:hyperlink r:id="rId54">
+      <w:hyperlink r:id="rId58">
         <w:r>
           <w:rPr>
             <w:rStyle w:val="Hyperlink"/>
@@ -7941,9 +8058,9 @@
         <w:t xml:space="preserve">.</w:t>
       </w:r>
     </w:p>
-    <w:bookmarkEnd w:id="55"/>
-    <w:bookmarkEnd w:id="56"/>
-    <w:bookmarkEnd w:id="57"/>
+    <w:bookmarkEnd w:id="59"/>
+    <w:bookmarkEnd w:id="60"/>
+    <w:bookmarkEnd w:id="61"/>
     <w:sectPr>
       <w:footnotePr>
         <w:numRestart w:val="eachSect"/>
